--- a/docs/Document_B/English/03_Architecture_Review_Checklist_EN.docx
+++ b/docs/Document_B/English/03_Architecture_Review_Checklist_EN.docx
@@ -127,7 +127,7 @@
           </w:tcPr>
           <w:p>
             <w:r>
-              <w:t>1.0</w:t>
+              <w:t>1.1</w:t>
             </w:r>
           </w:p>
         </w:tc>
@@ -399,6 +399,44 @@
         <w:pStyle w:val="Heading1"/>
       </w:pPr>
       <w:r>
+        <w:t>Observation</w:t>
+      </w:r>
+    </w:p>
+    <w:p>
+      <w:pPr/>
+      <w:r>
+        <w:t>☐ Evaluators are pure, stateless, deterministic, and side-effect free.</w:t>
+      </w:r>
+    </w:p>
+    <w:p>
+      <w:pPr/>
+      <w:r>
+        <w:t>☐ Observation does not access hardware, vendor APIs, NetworkTables, CommandScheduler, RobotContainer, mutable mechanism state, or control behavior.</w:t>
+      </w:r>
+    </w:p>
+    <w:p>
+      <w:pPr/>
+      <w:r>
+        <w:t>☐ Observation is a vendor-neutral, read-only model.</w:t>
+      </w:r>
+    </w:p>
+    <w:p>
+      <w:pPr/>
+      <w:r>
+        <w:t>☐ A subsystem or estimator produces an immutable Observation from IOInputs.</w:t>
+      </w:r>
+    </w:p>
+    <w:p>
+      <w:pPr/>
+      <w:r>
+        <w:t>☐ frc.robot.observation is recognized as a permanent top-level package.</w:t>
+      </w:r>
+    </w:p>
+    <w:p>
+      <w:pPr>
+        <w:pStyle w:val="Heading1"/>
+      </w:pPr>
+      <w:r>
         <w:t>Telemetry</w:t>
       </w:r>
     </w:p>
@@ -456,6 +494,18 @@
       </w:r>
       <w:r>
         <w:t>Publishers use explicit types and stable topics.</w:t>
+      </w:r>
+    </w:p>
+    <w:p>
+      <w:pPr/>
+      <w:r>
+        <w:t>☐ Telemetry only consumes and publishes Observations; it does not mutate an Observation or control behavior.</w:t>
+      </w:r>
+    </w:p>
+    <w:p>
+      <w:pPr/>
+      <w:r>
+        <w:t>☐ util remains generic; mechanism-specific observation meaning is not placed in util.</w:t>
       </w:r>
     </w:p>
     <w:p>
@@ -739,6 +789,68 @@
           <w:p>
             <w:r>
               <w:t>Initial release</w:t>
+            </w:r>
+          </w:p>
+        </w:tc>
+      </w:tr>
+      <w:tr>
+        <w:tc>
+          <w:tcPr>
+            <w:tcW w:type="dxa" w:w="2556"/>
+          </w:tcPr>
+          <w:p>
+            <w:r>
+              <w:rPr>
+                <w:rFonts w:ascii="Arial" w:hAnsi="Arial"/>
+                <w:b w:val="0"/>
+                <w:sz w:val="17"/>
+              </w:rPr>
+              <w:t>1.1</w:t>
+            </w:r>
+          </w:p>
+        </w:tc>
+        <w:tc>
+          <w:tcPr>
+            <w:tcW w:type="dxa" w:w="2556"/>
+          </w:tcPr>
+          <w:p>
+            <w:r>
+              <w:rPr>
+                <w:rFonts w:ascii="Arial" w:hAnsi="Arial"/>
+                <w:b w:val="0"/>
+                <w:sz w:val="17"/>
+              </w:rPr>
+              <w:t>2026-08-01</w:t>
+            </w:r>
+          </w:p>
+        </w:tc>
+        <w:tc>
+          <w:tcPr>
+            <w:tcW w:type="dxa" w:w="2556"/>
+          </w:tcPr>
+          <w:p>
+            <w:r>
+              <w:rPr>
+                <w:rFonts w:ascii="Arial" w:hAnsi="Arial"/>
+                <w:b w:val="0"/>
+                <w:sz w:val="17"/>
+              </w:rPr>
+              <w:t>FROZEN</w:t>
+            </w:r>
+          </w:p>
+        </w:tc>
+        <w:tc>
+          <w:tcPr>
+            <w:tcW w:type="dxa" w:w="2556"/>
+          </w:tcPr>
+          <w:p>
+            <w:r>
+              <w:rPr>
+                <w:rFonts w:ascii="Arial" w:hAnsi="Arial"/>
+                <w:b w:val="0"/>
+                <w:sz w:val="17"/>
+              </w:rPr>
+              <w:t>APPROVED: add permanent observation boundary; control flow unchanged.</w:t>
             </w:r>
           </w:p>
         </w:tc>
